--- a/backend/templates/Independent/Inquiry Letter.docx
+++ b/backend/templates/Independent/Inquiry Letter.docx
@@ -222,16 +222,32 @@
           <w:b/>
           <w:sz w:val="17"/>
         </w:rPr>
-        <w:t>M/s. Mohindra and Associates</w:t>
-      </w:r>
-      <w:r>
-        <w:rPr>
-          <w:b/>
-          <w:spacing w:val="40"/>
-          <w:sz w:val="17"/>
-        </w:rPr>
-        <w:t xml:space="preserve"> </w:t>
-      </w:r>
+        <w:t>{</w:t>
+      </w:r>
+      <w:r>
+        <w:rPr>
+          <w:b/>
+          <w:sz w:val="17"/>
+        </w:rPr>
+        <w:t>AUDITOR_FIRM_NAME</w:t>
+      </w:r>
+      <w:r>
+        <w:rPr>
+          <w:b/>
+          <w:sz w:val="17"/>
+        </w:rPr>
+        <w:t>}</w:t>
+      </w:r>
+    </w:p>
+    <w:p>
+      <w:pPr>
+        <w:spacing w:before="40" w:line="324" w:lineRule="auto"/>
+        <w:ind w:left="331" w:right="6906"/>
+        <w:rPr>
+          <w:b/>
+          <w:sz w:val="17"/>
+        </w:rPr>
+      </w:pPr>
       <w:r>
         <w:rPr>
           <w:b/>
@@ -272,7 +288,19 @@
         <w:rPr>
           <w:spacing w:val="-2"/>
         </w:rPr>
-        <w:t>001406N</w:t>
+        <w:t>{</w:t>
+      </w:r>
+      <w:r>
+        <w:rPr>
+          <w:spacing w:val="-2"/>
+        </w:rPr>
+        <w:t>AUDITOR_FRN</w:t>
+      </w:r>
+      <w:r>
+        <w:rPr>
+          <w:spacing w:val="-2"/>
+        </w:rPr>
+        <w:t>}</w:t>
       </w:r>
     </w:p>
     <w:p>
@@ -281,7 +309,6 @@
         <w:ind w:left="331"/>
         <w:rPr>
           <w:b/>
-          <w:sz w:val="17"/>
         </w:rPr>
       </w:pPr>
       <w:r>
@@ -302,86 +329,25 @@
       <w:r>
         <w:rPr>
           <w:b/>
-          <w:sz w:val="17"/>
-        </w:rPr>
-        <w:t>A-31,</w:t>
-      </w:r>
-      <w:r>
-        <w:rPr>
-          <w:b/>
-          <w:spacing w:val="9"/>
-          <w:sz w:val="17"/>
-        </w:rPr>
-        <w:t xml:space="preserve"> </w:t>
-      </w:r>
-      <w:r>
-        <w:rPr>
-          <w:b/>
-          <w:sz w:val="17"/>
-        </w:rPr>
-        <w:t>LGF,</w:t>
-      </w:r>
-      <w:r>
-        <w:rPr>
-          <w:b/>
-          <w:spacing w:val="6"/>
-          <w:sz w:val="17"/>
-        </w:rPr>
-        <w:t xml:space="preserve"> </w:t>
-      </w:r>
-      <w:r>
-        <w:rPr>
-          <w:b/>
-          <w:sz w:val="17"/>
-        </w:rPr>
-        <w:t>Sector-3,</w:t>
-      </w:r>
-      <w:r>
-        <w:rPr>
-          <w:b/>
-          <w:spacing w:val="7"/>
-          <w:sz w:val="17"/>
-        </w:rPr>
-        <w:t xml:space="preserve"> </w:t>
-      </w:r>
-      <w:r>
-        <w:rPr>
-          <w:b/>
-          <w:sz w:val="17"/>
-        </w:rPr>
-        <w:t>Noida,</w:t>
-      </w:r>
-      <w:r>
-        <w:rPr>
-          <w:b/>
-          <w:spacing w:val="6"/>
-          <w:sz w:val="17"/>
-        </w:rPr>
-        <w:t xml:space="preserve"> </w:t>
-      </w:r>
-      <w:r>
-        <w:rPr>
-          <w:b/>
-          <w:sz w:val="17"/>
-        </w:rPr>
-        <w:t>UP-</w:t>
-      </w:r>
-      <w:r>
-        <w:rPr>
-          <w:b/>
-          <w:spacing w:val="-2"/>
-          <w:sz w:val="17"/>
-        </w:rPr>
-        <w:t>201301</w:t>
-      </w:r>
-    </w:p>
-    <w:p>
-      <w:pPr>
-        <w:pStyle w:val="BodyText"/>
-        <w:rPr>
-          <w:b/>
-        </w:rPr>
-      </w:pPr>
+          <w:spacing w:val="4"/>
+          <w:sz w:val="17"/>
+        </w:rPr>
+        <w:t>{</w:t>
+      </w:r>
+      <w:r>
+        <w:rPr>
+          <w:b/>
+          <w:sz w:val="17"/>
+        </w:rPr>
+        <w:t>AUDITOR_ADDRESS</w:t>
+      </w:r>
+      <w:r>
+        <w:rPr>
+          <w:b/>
+          <w:sz w:val="17"/>
+        </w:rPr>
+        <w:t>}</w:t>
+      </w:r>
     </w:p>
     <w:p>
       <w:pPr>
@@ -2166,7 +2132,7 @@
           </mc:Choice>
           <mc:Fallback>
             <w:pict>
-              <v:shape w14:anchorId="6215C580" id="Graphic 1" o:spid="_x0000_s1026" style="position:absolute;margin-left:52.55pt;margin-top:18.45pt;width:181.35pt;height:.1pt;z-index:-15728640;visibility:visible;mso-wrap-style:square;mso-wrap-distance-left:0;mso-wrap-distance-top:0;mso-wrap-distance-right:0;mso-wrap-distance-bottom:0;mso-position-horizontal:absolute;mso-position-horizontal-relative:page;mso-position-vertical:absolute;mso-position-vertical-relative:text;v-text-anchor:top" coordsize="2303145,1270" o:gfxdata="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" path="m,l2303104,e" filled="f" strokeweight=".28067mm">
+              <v:shape w14:anchorId="49A57269" id="Graphic 1" o:spid="_x0000_s1026" style="position:absolute;margin-left:52.55pt;margin-top:18.45pt;width:181.35pt;height:.1pt;z-index:-15728640;visibility:visible;mso-wrap-style:square;mso-wrap-distance-left:0;mso-wrap-distance-top:0;mso-wrap-distance-right:0;mso-wrap-distance-bottom:0;mso-position-horizontal:absolute;mso-position-horizontal-relative:page;mso-position-vertical:absolute;mso-position-vertical-relative:text;v-text-anchor:top" coordsize="2303145,1270" o:gfxdata="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" path="m,l2303104,e" filled="f" strokeweight=".28067mm">
                 <v:path arrowok="t"/>
                 <w10:wrap type="topAndBottom" anchorx="page"/>
               </v:shape>
@@ -2812,7 +2778,6 @@
   <w:style w:type="character" w:default="1" w:styleId="DefaultParagraphFont">
     <w:name w:val="Default Paragraph Font"/>
     <w:uiPriority w:val="1"/>
-    <w:semiHidden/>
     <w:unhideWhenUsed/>
   </w:style>
   <w:style w:type="table" w:default="1" w:styleId="TableNormal">
